--- a/11_Problem11_Real_Time_Portfolio_Monitoring/reports/financial_impact_reporting_packaging/Real_Time_Portfolio_Monitoring_Financial_Impact_Report.docx
+++ b/11_Problem11_Real_Time_Portfolio_Monitoring/reports/financial_impact_reporting_packaging/Real_Time_Portfolio_Monitoring_Financial_Impact_Report.docx
@@ -42,6 +42,38 @@
     <w:p>
       <w:r>
         <w:t>The whole-portfolio, calendar-time control-chart technique validated in Notebooks 58-60 flags a real calendar month whose portfolio-wide monitored KPIs deviate from the portfolio's OWN recent trailing baseline for 1 or more consecutive months -- the same statistical-process-control idea Problem 7 established, elevated from the per-customer axis to the whole-portfolio, calendar-month axis. This technique is currently RECOMMENDED for production. At the winning candidate, 12 of 26 real baseline-eligible months (46.2%) were in a real ALERT state, and holdout customers whose latest statement falls in an alert month show a real default-rate lift of 2.67x (95% CI [2.6403, 2.7049]) against the &gt;= 1.3x KPI target. At an ASSUMPTION 12% cohort-intervention success rate, net of ASSUMPTION per-account cohort-review cost and event-level portfolio-risk-review cost, this is estimated to net $2,374,108 of benefit per monthly-equivalent cycle, for an estimated 0.0 months payback on a $38,000 implementation investment.</w:t>
+      </w:r>
+    </w:p>
+    <w:p>
+      <w:r>
+        <w:rPr>
+          <w:b/>
+        </w:rPr>
+        <w:t>Business Impact — Modeled Estimate, Not Audited Value</w:t>
+      </w:r>
+    </w:p>
+    <w:p>
+      <w:r>
+        <w:rPr>
+          <w:b w:val="0"/>
+        </w:rPr>
+        <w:t>The $2,374,108 estimated net benefit per cycle is a self-computed business-impact model built under this report's own stated ASSUMPTION (12% cohort-intervention success rate) — it has not been audited by a third party or realized inside a live institution.</w:t>
+      </w:r>
+    </w:p>
+    <w:p>
+      <w:r>
+        <w:rPr>
+          <w:b/>
+        </w:rPr>
+        <w:t>Independent Audit Status</w:t>
+      </w:r>
+    </w:p>
+    <w:p>
+      <w:r>
+        <w:rPr>
+          <w:b w:val="0"/>
+        </w:rPr>
+        <w:t>This project was developed as an independent portfolio body of work and has not undergone formal validation, audit, or sign-off by a financial institution's model risk management (SR 11-7 or equivalent) function, a third-party auditor, or a regulator. All model outputs, risk metrics, and business-impact figures in this report are self-computed under the assumptions stated herein and have not been realized in a live production environment at a financial institution.</w:t>
       </w:r>
     </w:p>
     <w:p>
